--- a/public/2026/seq06/FICHE_S6-A02_Scratch1_5eme.docx
+++ b/public/2026/seq06/FICHE_S6-A02_Scratch1_5eme.docx
@@ -211,6 +211,21 @@
                 <w:szCs w:val="15"/>
               </w:rPr>
               <w:t xml:space="preserve">ACTIVITÉ N°02</w:t>
+            </w:r>
+          </w:p>
+          <w:p>
+            <w:pPr>
+              <w:spacing w:after="0"/>
+            </w:pPr>
+            <w:r>
+              <w:rPr>
+                <w:rFonts w:ascii="Arial" w:cs="Arial" w:eastAsia="Arial" w:hAnsi="Arial"/>
+                <w:i w:val="false"/>
+                <w:iCs w:val="false"/>
+                <w:sz w:val="15"/>
+                <w:szCs w:val="15"/>
+              </w:rPr>
+              <w:t xml:space="preserve">Scratch (1) : le carré</w:t>
             </w:r>
           </w:p>
         </w:tc>
